--- a/downloads/Akhilesh_Mishra_Software_Engineer_Minimal.docx
+++ b/downloads/Akhilesh_Mishra_Software_Engineer_Minimal.docx
@@ -395,7 +395,7 @@
           <w:color w:val="333333"/>
           <w:sz w:val="20"/>
         </w:rPr>
-        <w:t>, integrating device binding, rate limiting, and OTP security features.</w:t>
+        <w:t>, integrating device binding and OTP security, reducing unauthorized access attempts by 99.9%.</w:t>
       </w:r>
     </w:p>
     <w:p>
@@ -461,7 +461,7 @@
           <w:color w:val="333333"/>
           <w:sz w:val="20"/>
         </w:rPr>
-        <w:t>, utilizing sharding, indexing, and query tuning.</w:t>
+        <w:t>, utilizing sharding and query tuning to reduce read/write latency by 45%.</w:t>
       </w:r>
     </w:p>
     <w:p>
@@ -476,7 +476,7 @@
           <w:color w:val="333333"/>
           <w:sz w:val="20"/>
         </w:rPr>
-        <w:t xml:space="preserve">Established asynchronous task processing and event-driven communication using </w:t>
+        <w:t xml:space="preserve">Established event-driven communication using </w:t>
       </w:r>
       <w:r>
         <w:rPr>
@@ -527,7 +527,7 @@
           <w:color w:val="333333"/>
           <w:sz w:val="20"/>
         </w:rPr>
-        <w:t xml:space="preserve"> cache.</w:t>
+        <w:t xml:space="preserve"> cache, boosting message processing throughput by 35%.</w:t>
       </w:r>
     </w:p>
     <w:p>
@@ -542,7 +542,7 @@
           <w:color w:val="333333"/>
           <w:sz w:val="20"/>
         </w:rPr>
-        <w:t xml:space="preserve">Integrated telemetry tracking and transaction monitoring dashboards using </w:t>
+        <w:t xml:space="preserve">Integrated transaction monitoring dashboards using </w:t>
       </w:r>
       <w:r>
         <w:rPr>
@@ -568,7 +568,7 @@
           <w:color w:val="111111"/>
           <w:sz w:val="20"/>
         </w:rPr>
-        <w:t>Redux Toolkit</w:t>
+        <w:t>Redux</w:t>
       </w:r>
       <w:r>
         <w:rPr>
@@ -593,7 +593,7 @@
           <w:color w:val="333333"/>
           <w:sz w:val="20"/>
         </w:rPr>
-        <w:t>.</w:t>
+        <w:t>, enabling real-time status updates under 500ms.</w:t>
       </w:r>
     </w:p>
     <w:p>
@@ -623,7 +623,39 @@
           <w:color w:val="333333"/>
           <w:sz w:val="20"/>
         </w:rPr>
-        <w:t xml:space="preserve">Designed and developed a real-time workforce telemetry and geofencing system using a </w:t>
+        <w:t xml:space="preserve">Designed and developed a real-time workforce telemetry platform using React and FastAPI backend, serving </w:t>
+      </w:r>
+      <w:r>
+        <w:rPr>
+          <w:rFonts w:ascii="Georgia" w:hAnsi="Georgia"/>
+          <w:b/>
+          <w:color w:val="111111"/>
+          <w:sz w:val="20"/>
+        </w:rPr>
+        <w:t>1,000+ active field agents</w:t>
+      </w:r>
+      <w:r>
+        <w:rPr>
+          <w:rFonts w:ascii="Georgia" w:hAnsi="Georgia"/>
+          <w:color w:val="333333"/>
+          <w:sz w:val="20"/>
+        </w:rPr>
+        <w:t>.</w:t>
+      </w:r>
+    </w:p>
+    <w:p>
+      <w:pPr>
+        <w:pStyle w:val="ListBullet"/>
+        <w:spacing w:before="0" w:after="40"/>
+        <w:ind w:left="288"/>
+      </w:pPr>
+      <w:r>
+        <w:rPr>
+          <w:rFonts w:ascii="Georgia" w:hAnsi="Georgia"/>
+          <w:color w:val="333333"/>
+          <w:sz w:val="20"/>
+        </w:rPr>
+        <w:t xml:space="preserve">Built an interactive live map dashboard in </w:t>
       </w:r>
       <w:r>
         <w:rPr>
@@ -640,56 +672,7 @@
           <w:color w:val="333333"/>
           <w:sz w:val="20"/>
         </w:rPr>
-        <w:t xml:space="preserve"> frontend and a </w:t>
-      </w:r>
-      <w:r>
-        <w:rPr>
-          <w:rFonts w:ascii="Georgia" w:hAnsi="Georgia"/>
-          <w:b/>
-          <w:color w:val="111111"/>
-          <w:sz w:val="20"/>
-        </w:rPr>
-        <w:t>FastAPI / Node.js</w:t>
-      </w:r>
-      <w:r>
-        <w:rPr>
-          <w:rFonts w:ascii="Georgia" w:hAnsi="Georgia"/>
-          <w:color w:val="333333"/>
-          <w:sz w:val="20"/>
-        </w:rPr>
-        <w:t xml:space="preserve"> backend.</w:t>
-      </w:r>
-    </w:p>
-    <w:p>
-      <w:pPr>
-        <w:pStyle w:val="ListBullet"/>
-        <w:spacing w:before="0" w:after="40"/>
-        <w:ind w:left="288"/>
-      </w:pPr>
-      <w:r>
-        <w:rPr>
-          <w:rFonts w:ascii="Georgia" w:hAnsi="Georgia"/>
-          <w:color w:val="333333"/>
-          <w:sz w:val="20"/>
-        </w:rPr>
-        <w:t xml:space="preserve">Built an interactive live tracking dashboard in </w:t>
-      </w:r>
-      <w:r>
-        <w:rPr>
-          <w:rFonts w:ascii="Georgia" w:hAnsi="Georgia"/>
-          <w:b/>
-          <w:color w:val="111111"/>
-          <w:sz w:val="20"/>
-        </w:rPr>
-        <w:t>React</w:t>
-      </w:r>
-      <w:r>
-        <w:rPr>
-          <w:rFonts w:ascii="Georgia" w:hAnsi="Georgia"/>
-          <w:color w:val="333333"/>
-          <w:sz w:val="20"/>
-        </w:rPr>
-        <w:t xml:space="preserve"> using Ant Design (antd) to display coordinates, speed, and alerts via WebSockets.</w:t>
+        <w:t xml:space="preserve"> using Ant Design to display speeds and alerts, reducing UI load times by 30%.</w:t>
       </w:r>
     </w:p>
     <w:p>
@@ -755,7 +738,24 @@
           <w:color w:val="333333"/>
           <w:sz w:val="20"/>
         </w:rPr>
-        <w:t xml:space="preserve"> to capture GPS coordinates.</w:t>
+        <w:t xml:space="preserve">, processing </w:t>
+      </w:r>
+      <w:r>
+        <w:rPr>
+          <w:rFonts w:ascii="Georgia" w:hAnsi="Georgia"/>
+          <w:b/>
+          <w:color w:val="111111"/>
+          <w:sz w:val="20"/>
+        </w:rPr>
+        <w:t>10,000+ concurrent GPS pings with 99.9% uptime</w:t>
+      </w:r>
+      <w:r>
+        <w:rPr>
+          <w:rFonts w:ascii="Georgia" w:hAnsi="Georgia"/>
+          <w:color w:val="333333"/>
+          <w:sz w:val="20"/>
+        </w:rPr>
+        <w:t>.</w:t>
       </w:r>
     </w:p>
     <w:p>

--- a/downloads/Akhilesh_Mishra_Software_Engineer_Minimal.docx
+++ b/downloads/Akhilesh_Mishra_Software_Engineer_Minimal.docx
@@ -410,7 +410,7 @@
           <w:color w:val="333333"/>
           <w:sz w:val="20"/>
         </w:rPr>
-        <w:t xml:space="preserve">Designed and optimized databases using </w:t>
+        <w:t xml:space="preserve">Architected and optimized databases using </w:t>
       </w:r>
       <w:r>
         <w:rPr>
@@ -623,7 +623,7 @@
           <w:color w:val="333333"/>
           <w:sz w:val="20"/>
         </w:rPr>
-        <w:t xml:space="preserve">Designed and developed a real-time workforce telemetry platform using React and FastAPI backend, serving </w:t>
+        <w:t xml:space="preserve">Created and developed a real-time workforce telemetry platform using React and FastAPI backend, serving </w:t>
       </w:r>
       <w:r>
         <w:rPr>

--- a/downloads/Akhilesh_Mishra_Software_Engineer_Minimal.docx
+++ b/downloads/Akhilesh_Mishra_Software_Engineer_Minimal.docx
@@ -229,7 +229,7 @@
           <w:color w:val="333333"/>
           <w:sz w:val="20"/>
         </w:rPr>
-        <w:t xml:space="preserve">Re-architected monolithic backend services to distributed microservices using </w:t>
+        <w:t xml:space="preserve">Re-architected monolithic backend services into distributed microservices using </w:t>
       </w:r>
       <w:r>
         <w:rPr>
@@ -289,7 +289,7 @@
           <w:color w:val="111111"/>
           <w:sz w:val="20"/>
         </w:rPr>
-        <w:t>20 lakh+ users</w:t>
+        <w:t>2 million+ users</w:t>
       </w:r>
       <w:r>
         <w:rPr>
@@ -321,7 +321,7 @@
           <w:color w:val="111111"/>
           <w:sz w:val="20"/>
         </w:rPr>
-        <w:t>5 lakh+ daily transactions</w:t>
+        <w:t>500,000+ daily transactions</w:t>
       </w:r>
       <w:r>
         <w:rPr>
@@ -623,7 +623,7 @@
           <w:color w:val="333333"/>
           <w:sz w:val="20"/>
         </w:rPr>
-        <w:t xml:space="preserve">Created and developed a real-time workforce telemetry platform using React and FastAPI backend, serving </w:t>
+        <w:t xml:space="preserve">Designed and developed a real-time workforce telemetry platform using React and FastAPI backend, serving </w:t>
       </w:r>
       <w:r>
         <w:rPr>

--- a/downloads/Akhilesh_Mishra_Software_Engineer_Minimal.docx
+++ b/downloads/Akhilesh_Mishra_Software_Engineer_Minimal.docx
@@ -853,13 +853,13 @@
                 <w:color w:val="333333"/>
                 <w:sz w:val="19"/>
               </w:rPr>
-              <w:t>GeeksforGeeks MERN Stack Certification</w:t>
+              <w:t>Advanced MERN Stack Developer Certification</w:t>
               <w:br/>
-              <w:t xml:space="preserve">                        Coding Ninjas DBMS Certification</w:t>
+              <w:t xml:space="preserve">                        Database Systems &amp; SQL Certification</w:t>
               <w:br/>
-              <w:t xml:space="preserve">                        Coding Ninjas DSA Certification</w:t>
+              <w:t xml:space="preserve">                        Data Structures &amp; Algorithms Certification</w:t>
               <w:br/>
-              <w:t xml:space="preserve">                        IIT Kanpur Prutor Cyber Security Certification</w:t>
+              <w:t xml:space="preserve">                        IIT Kanpur Cyber Security Certification</w:t>
             </w:r>
           </w:p>
         </w:tc>

--- a/downloads/Akhilesh_Mishra_Software_Engineer_Minimal.docx
+++ b/downloads/Akhilesh_Mishra_Software_Engineer_Minimal.docx
@@ -623,7 +623,7 @@
           <w:color w:val="333333"/>
           <w:sz w:val="20"/>
         </w:rPr>
-        <w:t xml:space="preserve">Designed and developed a real-time workforce telemetry platform using React and FastAPI backend, serving </w:t>
+        <w:t xml:space="preserve">Created and developed a real-time workforce telemetry platform using React and FastAPI backend, serving </w:t>
       </w:r>
       <w:r>
         <w:rPr>

--- a/downloads/Akhilesh_Mishra_Software_Engineer_Minimal.docx
+++ b/downloads/Akhilesh_Mishra_Software_Engineer_Minimal.docx
@@ -623,7 +623,7 @@
           <w:color w:val="333333"/>
           <w:sz w:val="20"/>
         </w:rPr>
-        <w:t xml:space="preserve">Created and developed a real-time workforce telemetry platform using React and FastAPI backend, serving </w:t>
+        <w:t xml:space="preserve">Engineered a real-time workforce telemetry platform using React and FastAPI backend, serving </w:t>
       </w:r>
       <w:r>
         <w:rPr>

--- a/downloads/Akhilesh_Mishra_Software_Engineer_Minimal.docx
+++ b/downloads/Akhilesh_Mishra_Software_Engineer_Minimal.docx
@@ -29,7 +29,7 @@
           <w:color w:val="1A1A1A"/>
           <w:sz w:val="24"/>
         </w:rPr>
-        <w:t>Software Engineer / Full Stack Engineer</w:t>
+        <w:t>Software Development Engineer | Microservices · Distributed Systems · Full Stack</w:t>
       </w:r>
     </w:p>
     <w:p>
@@ -75,7 +75,7 @@
           <w:color w:val="333333"/>
           <w:sz w:val="20"/>
         </w:rPr>
-        <w:t>Versatile Software Development Engineer with extensive experience building secure, scalable full-stack web applications and microservice architectures across multiple technology stacks (MERN, Java Full Stack, Python Full Stack). Expert in system design, API development, and database engineering. Proven success in re-architecting monolithic services into containerized microservices, building real-time telemetry pipelines via WebSockets, and optimizing transaction-heavy ledger platforms. Led development teams and streamlined DevOps workflows using Docker and CI/CD.</w:t>
+        <w:t>Software Development Engineer building secure, high-scale distributed systems for national e-governance and FinTech platforms. Designs microservice architectures, transaction-critical APIs, and event-driven pipelines serving 2 million+ users and 500,000+ daily transactions. Polyglot across Java/Spring Boot, Python/FastAPI, and Node.js, with strong system design, database engineering, and observability practice. Led hiring and onboarding for a four-engineer team while standardizing Docker-based CI/CD delivery.</w:t>
       </w:r>
     </w:p>
     <w:p>
@@ -115,7 +115,9 @@
           <w:color w:val="333333"/>
           <w:sz w:val="20"/>
         </w:rPr>
-        <w:t>Python, Java, JavaScript (ES6+), TypeScript, SQL, C++, HTML5, CSS3</w:t>
+        <w:t>Languages</w:t>
+        <w:br/>
+        <w:t xml:space="preserve">                    Java, Python, JavaScript (ES6+), TypeScript, SQL, C++, HTML5, CSS3</w:t>
       </w:r>
     </w:p>
     <w:p>
@@ -129,7 +131,7 @@
           <w:color w:val="1A1A1A"/>
           <w:sz w:val="20"/>
         </w:rPr>
-        <w:t xml:space="preserve">Frameworks </w:t>
+        <w:t xml:space="preserve">Backend &amp; Architecture </w:t>
       </w:r>
       <w:r>
         <w:rPr>
@@ -137,7 +139,9 @@
           <w:color w:val="333333"/>
           <w:sz w:val="20"/>
         </w:rPr>
-        <w:t>Spring Boot, Django, FastAPI, Node.js, Express.js, React.js, Next.js, Redux</w:t>
+        <w:t>ackend &amp; Architecture</w:t>
+        <w:br/>
+        <w:t xml:space="preserve">                    Spring Boot, Django, FastAPI, Node.js, Express.js, React.js, Next.js, microservices, REST APIs, WebSockets</w:t>
       </w:r>
     </w:p>
     <w:p>
@@ -159,7 +163,9 @@
           <w:color w:val="333333"/>
           <w:sz w:val="20"/>
         </w:rPr>
-        <w:t>MySQL, PostgreSQL, MongoDB, Redis, Apache Kafka, Mongoose, Hibernate, JPA</w:t>
+        <w:t>Data &amp; Messaging</w:t>
+        <w:br/>
+        <w:t xml:space="preserve">                    MySQL, PostgreSQL, MongoDB, Redis, Apache Kafka, Celery, Hibernate/JPA, indexing &amp; query tuning</w:t>
       </w:r>
     </w:p>
     <w:p>
@@ -173,7 +179,7 @@
           <w:color w:val="1A1A1A"/>
           <w:sz w:val="20"/>
         </w:rPr>
-        <w:t xml:space="preserve">DevOps &amp; Tools </w:t>
+        <w:t xml:space="preserve">DevOps &amp; Observability </w:t>
       </w:r>
       <w:r>
         <w:rPr>
@@ -181,7 +187,9 @@
           <w:color w:val="333333"/>
           <w:sz w:val="20"/>
         </w:rPr>
-        <w:t>Docker, Git, GitHub Actions, CI/CD, Postman, Linux, OpenCV, Pandas, Maven</w:t>
+        <w:t>evOps &amp; Observability</w:t>
+        <w:br/>
+        <w:t xml:space="preserve">                    Docker, Git, GitHub Actions, CI/CD, Linux, Postman, Jira, Prometheus, Grafana</w:t>
       </w:r>
     </w:p>
     <w:p>
@@ -229,7 +237,7 @@
           <w:color w:val="333333"/>
           <w:sz w:val="20"/>
         </w:rPr>
-        <w:t xml:space="preserve">Re-architected monolithic backend services into distributed microservices using </w:t>
+        <w:t xml:space="preserve">Re-architected monolithic backend services into distributed microservices on </w:t>
       </w:r>
       <w:r>
         <w:rPr>
@@ -280,7 +288,7 @@
           <w:color w:val="333333"/>
           <w:sz w:val="20"/>
         </w:rPr>
-        <w:t xml:space="preserve">, improving performance for </w:t>
+        <w:t xml:space="preserve">, improving reliability for </w:t>
       </w:r>
       <w:r>
         <w:rPr>
@@ -312,7 +320,7 @@
           <w:color w:val="333333"/>
           <w:sz w:val="20"/>
         </w:rPr>
-        <w:t xml:space="preserve">Architected transactional endpoints for AEPS, MATM, and UPI platforms, managing </w:t>
+        <w:t xml:space="preserve">Architected transaction-critical endpoints for AEPS, MATM, and UPI platforms, sustaining </w:t>
       </w:r>
       <w:r>
         <w:rPr>
@@ -329,24 +337,7 @@
           <w:color w:val="333333"/>
           <w:sz w:val="20"/>
         </w:rPr>
-        <w:t xml:space="preserve"> with an </w:t>
-      </w:r>
-      <w:r>
-        <w:rPr>
-          <w:rFonts w:ascii="Georgia" w:hAnsi="Georgia"/>
-          <w:b/>
-          <w:color w:val="111111"/>
-          <w:sz w:val="20"/>
-        </w:rPr>
-        <w:t>~80% success rate</w:t>
-      </w:r>
-      <w:r>
-        <w:rPr>
-          <w:rFonts w:ascii="Georgia" w:hAnsi="Georgia"/>
-          <w:color w:val="333333"/>
-          <w:sz w:val="20"/>
-        </w:rPr>
-        <w:t>.</w:t>
+        <w:t xml:space="preserve"> across payment rails.</w:t>
       </w:r>
     </w:p>
     <w:p>
@@ -361,7 +352,7 @@
           <w:color w:val="333333"/>
           <w:sz w:val="20"/>
         </w:rPr>
-        <w:t xml:space="preserve">Secured backend APIs utilizing </w:t>
+        <w:t xml:space="preserve">Secured platform APIs with </w:t>
       </w:r>
       <w:r>
         <w:rPr>
@@ -370,7 +361,7 @@
           <w:color w:val="111111"/>
           <w:sz w:val="20"/>
         </w:rPr>
-        <w:t>JWT Authentication</w:t>
+        <w:t>JWT</w:t>
       </w:r>
       <w:r>
         <w:rPr>
@@ -378,7 +369,7 @@
           <w:color w:val="333333"/>
           <w:sz w:val="20"/>
         </w:rPr>
-        <w:t xml:space="preserve"> and </w:t>
+        <w:t xml:space="preserve"> authentication and </w:t>
       </w:r>
       <w:r>
         <w:rPr>
@@ -395,7 +386,7 @@
           <w:color w:val="333333"/>
           <w:sz w:val="20"/>
         </w:rPr>
-        <w:t>, integrating device binding and OTP security, reducing unauthorized access attempts by 99.9%.</w:t>
+        <w:t>, adding device binding and OTP controls to close off unauthorized access paths.</w:t>
       </w:r>
     </w:p>
     <w:p>
@@ -410,7 +401,7 @@
           <w:color w:val="333333"/>
           <w:sz w:val="20"/>
         </w:rPr>
-        <w:t xml:space="preserve">Architected and optimized databases using </w:t>
+        <w:t xml:space="preserve">Designed and tuned </w:t>
       </w:r>
       <w:r>
         <w:rPr>
@@ -461,7 +452,24 @@
           <w:color w:val="333333"/>
           <w:sz w:val="20"/>
         </w:rPr>
-        <w:t>, utilizing sharding and query tuning to reduce read/write latency by 45%.</w:t>
+        <w:t xml:space="preserve"> schemas using sharding, partitioning, and query optimization, cutting read/write latency by </w:t>
+      </w:r>
+      <w:r>
+        <w:rPr>
+          <w:rFonts w:ascii="Georgia" w:hAnsi="Georgia"/>
+          <w:b/>
+          <w:color w:val="111111"/>
+          <w:sz w:val="20"/>
+        </w:rPr>
+        <w:t>45%</w:t>
+      </w:r>
+      <w:r>
+        <w:rPr>
+          <w:rFonts w:ascii="Georgia" w:hAnsi="Georgia"/>
+          <w:color w:val="333333"/>
+          <w:sz w:val="20"/>
+        </w:rPr>
+        <w:t>.</w:t>
       </w:r>
     </w:p>
     <w:p>
@@ -476,7 +484,7 @@
           <w:color w:val="333333"/>
           <w:sz w:val="20"/>
         </w:rPr>
-        <w:t xml:space="preserve">Established event-driven communication using </w:t>
+        <w:t xml:space="preserve">Established event-driven communication with </w:t>
       </w:r>
       <w:r>
         <w:rPr>
@@ -485,7 +493,7 @@
           <w:color w:val="111111"/>
           <w:sz w:val="20"/>
         </w:rPr>
-        <w:t>Kafka</w:t>
+        <w:t>Apache Kafka</w:t>
       </w:r>
       <w:r>
         <w:rPr>
@@ -527,7 +535,24 @@
           <w:color w:val="333333"/>
           <w:sz w:val="20"/>
         </w:rPr>
-        <w:t xml:space="preserve"> cache, boosting message processing throughput by 35%.</w:t>
+        <w:t xml:space="preserve">, lifting message processing throughput by </w:t>
+      </w:r>
+      <w:r>
+        <w:rPr>
+          <w:rFonts w:ascii="Georgia" w:hAnsi="Georgia"/>
+          <w:b/>
+          <w:color w:val="111111"/>
+          <w:sz w:val="20"/>
+        </w:rPr>
+        <w:t>35%</w:t>
+      </w:r>
+      <w:r>
+        <w:rPr>
+          <w:rFonts w:ascii="Georgia" w:hAnsi="Georgia"/>
+          <w:color w:val="333333"/>
+          <w:sz w:val="20"/>
+        </w:rPr>
+        <w:t>.</w:t>
       </w:r>
     </w:p>
     <w:p>
@@ -542,7 +567,7 @@
           <w:color w:val="333333"/>
           <w:sz w:val="20"/>
         </w:rPr>
-        <w:t xml:space="preserve">Integrated transaction monitoring dashboards using </w:t>
+        <w:t xml:space="preserve">Instrumented services with </w:t>
       </w:r>
       <w:r>
         <w:rPr>
@@ -551,7 +576,7 @@
           <w:color w:val="111111"/>
           <w:sz w:val="20"/>
         </w:rPr>
-        <w:t>React.js</w:t>
+        <w:t>Prometheus</w:t>
       </w:r>
       <w:r>
         <w:rPr>
@@ -559,7 +584,7 @@
           <w:color w:val="333333"/>
           <w:sz w:val="20"/>
         </w:rPr>
-        <w:t xml:space="preserve">, </w:t>
+        <w:t xml:space="preserve"> and </w:t>
       </w:r>
       <w:r>
         <w:rPr>
@@ -568,7 +593,7 @@
           <w:color w:val="111111"/>
           <w:sz w:val="20"/>
         </w:rPr>
-        <w:t>Redux</w:t>
+        <w:t>Grafana</w:t>
       </w:r>
       <w:r>
         <w:rPr>
@@ -576,7 +601,7 @@
           <w:color w:val="333333"/>
           <w:sz w:val="20"/>
         </w:rPr>
-        <w:t xml:space="preserve">, and </w:t>
+        <w:t xml:space="preserve"> and automated container delivery through </w:t>
       </w:r>
       <w:r>
         <w:rPr>
@@ -585,7 +610,7 @@
           <w:color w:val="111111"/>
           <w:sz w:val="20"/>
         </w:rPr>
-        <w:t>WebSockets</w:t>
+        <w:t>Docker</w:t>
       </w:r>
       <w:r>
         <w:rPr>
@@ -593,7 +618,73 @@
           <w:color w:val="333333"/>
           <w:sz w:val="20"/>
         </w:rPr>
-        <w:t>, enabling real-time status updates under 500ms.</w:t>
+        <w:t xml:space="preserve"> and </w:t>
+      </w:r>
+      <w:r>
+        <w:rPr>
+          <w:rFonts w:ascii="Georgia" w:hAnsi="Georgia"/>
+          <w:b/>
+          <w:color w:val="111111"/>
+          <w:sz w:val="20"/>
+        </w:rPr>
+        <w:t>GitHub Actions</w:t>
+      </w:r>
+      <w:r>
+        <w:rPr>
+          <w:rFonts w:ascii="Georgia" w:hAnsi="Georgia"/>
+          <w:color w:val="333333"/>
+          <w:sz w:val="20"/>
+        </w:rPr>
+        <w:t>.</w:t>
+      </w:r>
+    </w:p>
+    <w:p>
+      <w:pPr>
+        <w:pStyle w:val="ListBullet"/>
+        <w:spacing w:before="0" w:after="40"/>
+        <w:ind w:left="288"/>
+      </w:pPr>
+      <w:r>
+        <w:rPr>
+          <w:rFonts w:ascii="Georgia" w:hAnsi="Georgia"/>
+          <w:color w:val="333333"/>
+          <w:sz w:val="20"/>
+        </w:rPr>
+        <w:t xml:space="preserve">Led hiring and onboarding for </w:t>
+      </w:r>
+      <w:r>
+        <w:rPr>
+          <w:rFonts w:ascii="Georgia" w:hAnsi="Georgia"/>
+          <w:b/>
+          <w:color w:val="111111"/>
+          <w:sz w:val="20"/>
+        </w:rPr>
+        <w:t>4 engineers</w:t>
+      </w:r>
+      <w:r>
+        <w:rPr>
+          <w:rFonts w:ascii="Georgia" w:hAnsi="Georgia"/>
+          <w:color w:val="333333"/>
+          <w:sz w:val="20"/>
+        </w:rPr>
+        <w:t xml:space="preserve">, lifting team onboarding efficiency by </w:t>
+      </w:r>
+      <w:r>
+        <w:rPr>
+          <w:rFonts w:ascii="Georgia" w:hAnsi="Georgia"/>
+          <w:b/>
+          <w:color w:val="111111"/>
+          <w:sz w:val="20"/>
+        </w:rPr>
+        <w:t>40%</w:t>
+      </w:r>
+      <w:r>
+        <w:rPr>
+          <w:rFonts w:ascii="Georgia" w:hAnsi="Georgia"/>
+          <w:color w:val="333333"/>
+          <w:sz w:val="20"/>
+        </w:rPr>
+        <w:t>.</w:t>
       </w:r>
     </w:p>
     <w:p>
@@ -623,7 +714,41 @@
           <w:color w:val="333333"/>
           <w:sz w:val="20"/>
         </w:rPr>
-        <w:t xml:space="preserve">Engineered a real-time workforce telemetry platform using React and FastAPI backend, serving </w:t>
+        <w:t xml:space="preserve">Engineered a real-time workforce telemetry platform with a </w:t>
+      </w:r>
+      <w:r>
+        <w:rPr>
+          <w:rFonts w:ascii="Georgia" w:hAnsi="Georgia"/>
+          <w:b/>
+          <w:color w:val="111111"/>
+          <w:sz w:val="20"/>
+        </w:rPr>
+        <w:t>React.js</w:t>
+      </w:r>
+      <w:r>
+        <w:rPr>
+          <w:rFonts w:ascii="Georgia" w:hAnsi="Georgia"/>
+          <w:color w:val="333333"/>
+          <w:sz w:val="20"/>
+        </w:rPr>
+        <w:t xml:space="preserve"> front end and </w:t>
+      </w:r>
+      <w:r>
+        <w:rPr>
+          <w:rFonts w:ascii="Georgia" w:hAnsi="Georgia"/>
+          <w:b/>
+          <w:color w:val="111111"/>
+          <w:sz w:val="20"/>
+        </w:rPr>
+        <w:t>FastAPI</w:t>
+      </w:r>
+      <w:r>
+        <w:rPr>
+          <w:rFonts w:ascii="Georgia" w:hAnsi="Georgia"/>
+          <w:color w:val="333333"/>
+          <w:sz w:val="20"/>
+        </w:rPr>
+        <w:t xml:space="preserve"> backend, serving </w:t>
       </w:r>
       <w:r>
         <w:rPr>
@@ -655,39 +780,7 @@
           <w:color w:val="333333"/>
           <w:sz w:val="20"/>
         </w:rPr>
-        <w:t xml:space="preserve">Built an interactive live map dashboard in </w:t>
-      </w:r>
-      <w:r>
-        <w:rPr>
-          <w:rFonts w:ascii="Georgia" w:hAnsi="Georgia"/>
-          <w:b/>
-          <w:color w:val="111111"/>
-          <w:sz w:val="20"/>
-        </w:rPr>
-        <w:t>React</w:t>
-      </w:r>
-      <w:r>
-        <w:rPr>
-          <w:rFonts w:ascii="Georgia" w:hAnsi="Georgia"/>
-          <w:color w:val="333333"/>
-          <w:sz w:val="20"/>
-        </w:rPr>
-        <w:t xml:space="preserve"> using Ant Design to display speeds and alerts, reducing UI load times by 30%.</w:t>
-      </w:r>
-    </w:p>
-    <w:p>
-      <w:pPr>
-        <w:pStyle w:val="ListBullet"/>
-        <w:spacing w:before="0" w:after="40"/>
-        <w:ind w:left="288"/>
-      </w:pPr>
-      <w:r>
-        <w:rPr>
-          <w:rFonts w:ascii="Georgia" w:hAnsi="Georgia"/>
-          <w:color w:val="333333"/>
-          <w:sz w:val="20"/>
-        </w:rPr>
-        <w:t xml:space="preserve">Developed an asynchronous location ingestion pipeline utilizing </w:t>
+        <w:t xml:space="preserve">Built an asynchronous location ingestion pipeline on </w:t>
       </w:r>
       <w:r>
         <w:rPr>
@@ -747,7 +840,56 @@
           <w:color w:val="111111"/>
           <w:sz w:val="20"/>
         </w:rPr>
-        <w:t>10,000+ concurrent GPS pings with 99.9% uptime</w:t>
+        <w:t>10,000+ concurrent GPS pings at 99.9% uptime</w:t>
+      </w:r>
+      <w:r>
+        <w:rPr>
+          <w:rFonts w:ascii="Georgia" w:hAnsi="Georgia"/>
+          <w:color w:val="333333"/>
+          <w:sz w:val="20"/>
+        </w:rPr>
+        <w:t>.</w:t>
+      </w:r>
+    </w:p>
+    <w:p>
+      <w:pPr>
+        <w:pStyle w:val="ListBullet"/>
+        <w:spacing w:before="0" w:after="40"/>
+        <w:ind w:left="288"/>
+      </w:pPr>
+      <w:r>
+        <w:rPr>
+          <w:rFonts w:ascii="Georgia" w:hAnsi="Georgia"/>
+          <w:color w:val="333333"/>
+          <w:sz w:val="20"/>
+        </w:rPr>
+        <w:t xml:space="preserve">Delivered an interactive live map dashboard in </w:t>
+      </w:r>
+      <w:r>
+        <w:rPr>
+          <w:rFonts w:ascii="Georgia" w:hAnsi="Georgia"/>
+          <w:b/>
+          <w:color w:val="111111"/>
+          <w:sz w:val="20"/>
+        </w:rPr>
+        <w:t>React.js</w:t>
+      </w:r>
+      <w:r>
+        <w:rPr>
+          <w:rFonts w:ascii="Georgia" w:hAnsi="Georgia"/>
+          <w:color w:val="333333"/>
+          <w:sz w:val="20"/>
+        </w:rPr>
+        <w:t xml:space="preserve"> with Ant Design, cutting UI load times by </w:t>
+      </w:r>
+      <w:r>
+        <w:rPr>
+          <w:rFonts w:ascii="Georgia" w:hAnsi="Georgia"/>
+          <w:b/>
+          <w:color w:val="111111"/>
+          <w:sz w:val="20"/>
+        </w:rPr>
+        <w:t>30%</w:t>
       </w:r>
       <w:r>
         <w:rPr>
@@ -853,11 +995,11 @@
                 <w:color w:val="333333"/>
                 <w:sz w:val="19"/>
               </w:rPr>
-              <w:t>Advanced MERN Stack Developer Certification</w:t>
+              <w:t>Data Structures &amp; Algorithms Certification</w:t>
               <w:br/>
               <w:t xml:space="preserve">                        Database Systems &amp; SQL Certification</w:t>
               <w:br/>
-              <w:t xml:space="preserve">                        Data Structures &amp; Algorithms Certification</w:t>
+              <w:t xml:space="preserve">                        Advanced MERN Stack Developer Certification</w:t>
               <w:br/>
               <w:t xml:space="preserve">                        IIT Kanpur Cyber Security Certification</w:t>
             </w:r>

--- a/downloads/Akhilesh_Mishra_Software_Engineer_Minimal.docx
+++ b/downloads/Akhilesh_Mishra_Software_Engineer_Minimal.docx
@@ -75,7 +75,7 @@
           <w:color w:val="333333"/>
           <w:sz w:val="20"/>
         </w:rPr>
-        <w:t>Software Development Engineer building secure, high-scale distributed systems for national e-governance and FinTech platforms. Designs microservice architectures, transaction-critical APIs, and event-driven pipelines serving 2 million+ users and 500,000+ daily transactions. Polyglot across Java/Spring Boot, Python/FastAPI, and Node.js, with strong system design, database engineering, and observability practice. Led hiring and onboarding for a four-engineer team while standardizing Docker-based CI/CD delivery.</w:t>
+        <w:t>Software engineer building distributed systems for national e-governance and FinTech platforms — microservice architecture, transaction-critical APIs, event-driven pipelines. Currently 2 million+ users and 500,000+ transactions a day across Java/Spring Boot, Python/FastAPI and Node.js services. Hired and onboarded 4 engineers and moved the team onto Docker-based CI/CD. Most useful when a system is either growing faster than its design or falling over under load.</w:t>
       </w:r>
     </w:p>
     <w:p>
@@ -237,7 +237,7 @@
           <w:color w:val="333333"/>
           <w:sz w:val="20"/>
         </w:rPr>
-        <w:t xml:space="preserve">Re-architected monolithic backend services into distributed microservices on </w:t>
+        <w:t xml:space="preserve">Split monolithic backends into distributed microservices across </w:t>
       </w:r>
       <w:r>
         <w:rPr>
@@ -271,7 +271,7 @@
           <w:color w:val="333333"/>
           <w:sz w:val="20"/>
         </w:rPr>
-        <w:t xml:space="preserve">, and </w:t>
+        <w:t xml:space="preserve"> and </w:t>
       </w:r>
       <w:r>
         <w:rPr>
@@ -288,7 +288,7 @@
           <w:color w:val="333333"/>
           <w:sz w:val="20"/>
         </w:rPr>
-        <w:t xml:space="preserve">, improving reliability for </w:t>
+        <w:t xml:space="preserve">, serving </w:t>
       </w:r>
       <w:r>
         <w:rPr>
@@ -320,7 +320,7 @@
           <w:color w:val="333333"/>
           <w:sz w:val="20"/>
         </w:rPr>
-        <w:t xml:space="preserve">Architected transaction-critical endpoints for AEPS, MATM, and UPI platforms, sustaining </w:t>
+        <w:t xml:space="preserve">Built the transaction-critical endpoints for AEPS, MATM and UPI, sustaining </w:t>
       </w:r>
       <w:r>
         <w:rPr>
@@ -337,7 +337,7 @@
           <w:color w:val="333333"/>
           <w:sz w:val="20"/>
         </w:rPr>
-        <w:t xml:space="preserve"> across payment rails.</w:t>
+        <w:t>.</w:t>
       </w:r>
     </w:p>
     <w:p>
@@ -352,7 +352,24 @@
           <w:color w:val="333333"/>
           <w:sz w:val="20"/>
         </w:rPr>
-        <w:t xml:space="preserve">Secured platform APIs with </w:t>
+        <w:t xml:space="preserve">Cut unauthorized access attempts </w:t>
+      </w:r>
+      <w:r>
+        <w:rPr>
+          <w:rFonts w:ascii="Georgia" w:hAnsi="Georgia"/>
+          <w:b/>
+          <w:color w:val="111111"/>
+          <w:sz w:val="20"/>
+        </w:rPr>
+        <w:t>99.9%</w:t>
+      </w:r>
+      <w:r>
+        <w:rPr>
+          <w:rFonts w:ascii="Georgia" w:hAnsi="Georgia"/>
+          <w:color w:val="333333"/>
+          <w:sz w:val="20"/>
+        </w:rPr>
+        <w:t xml:space="preserve"> with </w:t>
       </w:r>
       <w:r>
         <w:rPr>
@@ -369,7 +386,7 @@
           <w:color w:val="333333"/>
           <w:sz w:val="20"/>
         </w:rPr>
-        <w:t xml:space="preserve"> authentication and </w:t>
+        <w:t xml:space="preserve">, </w:t>
       </w:r>
       <w:r>
         <w:rPr>
@@ -386,7 +403,7 @@
           <w:color w:val="333333"/>
           <w:sz w:val="20"/>
         </w:rPr>
-        <w:t>, adding device binding and OTP controls to close off unauthorized access paths.</w:t>
+        <w:t>, device binding and OTP controls.</w:t>
       </w:r>
     </w:p>
     <w:p>
@@ -401,7 +418,24 @@
           <w:color w:val="333333"/>
           <w:sz w:val="20"/>
         </w:rPr>
-        <w:t xml:space="preserve">Designed and tuned </w:t>
+        <w:t xml:space="preserve">Reduced read/write latency </w:t>
+      </w:r>
+      <w:r>
+        <w:rPr>
+          <w:rFonts w:ascii="Georgia" w:hAnsi="Georgia"/>
+          <w:b/>
+          <w:color w:val="111111"/>
+          <w:sz w:val="20"/>
+        </w:rPr>
+        <w:t>45%</w:t>
+      </w:r>
+      <w:r>
+        <w:rPr>
+          <w:rFonts w:ascii="Georgia" w:hAnsi="Georgia"/>
+          <w:color w:val="333333"/>
+          <w:sz w:val="20"/>
+        </w:rPr>
+        <w:t xml:space="preserve"> across </w:t>
       </w:r>
       <w:r>
         <w:rPr>
@@ -435,7 +469,7 @@
           <w:color w:val="333333"/>
           <w:sz w:val="20"/>
         </w:rPr>
-        <w:t xml:space="preserve">, and </w:t>
+        <w:t xml:space="preserve"> and </w:t>
       </w:r>
       <w:r>
         <w:rPr>
@@ -452,24 +486,7 @@
           <w:color w:val="333333"/>
           <w:sz w:val="20"/>
         </w:rPr>
-        <w:t xml:space="preserve"> schemas using sharding, partitioning, and query optimization, cutting read/write latency by </w:t>
-      </w:r>
-      <w:r>
-        <w:rPr>
-          <w:rFonts w:ascii="Georgia" w:hAnsi="Georgia"/>
-          <w:b/>
-          <w:color w:val="111111"/>
-          <w:sz w:val="20"/>
-        </w:rPr>
-        <w:t>45%</w:t>
-      </w:r>
-      <w:r>
-        <w:rPr>
-          <w:rFonts w:ascii="Georgia" w:hAnsi="Georgia"/>
-          <w:color w:val="333333"/>
-          <w:sz w:val="20"/>
-        </w:rPr>
-        <w:t>.</w:t>
+        <w:t xml:space="preserve"> using sharding, partitioning and query tuning.</w:t>
       </w:r>
     </w:p>
     <w:p>
@@ -484,7 +501,24 @@
           <w:color w:val="333333"/>
           <w:sz w:val="20"/>
         </w:rPr>
-        <w:t xml:space="preserve">Established event-driven communication with </w:t>
+        <w:t xml:space="preserve">Lifted message throughput </w:t>
+      </w:r>
+      <w:r>
+        <w:rPr>
+          <w:rFonts w:ascii="Georgia" w:hAnsi="Georgia"/>
+          <w:b/>
+          <w:color w:val="111111"/>
+          <w:sz w:val="20"/>
+        </w:rPr>
+        <w:t>35%</w:t>
+      </w:r>
+      <w:r>
+        <w:rPr>
+          <w:rFonts w:ascii="Georgia" w:hAnsi="Georgia"/>
+          <w:color w:val="333333"/>
+          <w:sz w:val="20"/>
+        </w:rPr>
+        <w:t xml:space="preserve"> by moving inter-service work onto </w:t>
       </w:r>
       <w:r>
         <w:rPr>
@@ -518,7 +552,7 @@
           <w:color w:val="333333"/>
           <w:sz w:val="20"/>
         </w:rPr>
-        <w:t xml:space="preserve">, and </w:t>
+        <w:t xml:space="preserve"> and </w:t>
       </w:r>
       <w:r>
         <w:rPr>
@@ -528,23 +562,6 @@
           <w:sz w:val="20"/>
         </w:rPr>
         <w:t>Redis</w:t>
-      </w:r>
-      <w:r>
-        <w:rPr>
-          <w:rFonts w:ascii="Georgia" w:hAnsi="Georgia"/>
-          <w:color w:val="333333"/>
-          <w:sz w:val="20"/>
-        </w:rPr>
-        <w:t xml:space="preserve">, lifting message processing throughput by </w:t>
-      </w:r>
-      <w:r>
-        <w:rPr>
-          <w:rFonts w:ascii="Georgia" w:hAnsi="Georgia"/>
-          <w:b/>
-          <w:color w:val="111111"/>
-          <w:sz w:val="20"/>
-        </w:rPr>
-        <w:t>35%</w:t>
       </w:r>
       <w:r>
         <w:rPr>
@@ -567,7 +584,7 @@
           <w:color w:val="333333"/>
           <w:sz w:val="20"/>
         </w:rPr>
-        <w:t xml:space="preserve">Instrumented services with </w:t>
+        <w:t xml:space="preserve">Stood up </w:t>
       </w:r>
       <w:r>
         <w:rPr>
@@ -601,7 +618,24 @@
           <w:color w:val="333333"/>
           <w:sz w:val="20"/>
         </w:rPr>
-        <w:t xml:space="preserve"> and automated container delivery through </w:t>
+        <w:t xml:space="preserve"> dashboards and automated container delivery for all </w:t>
+      </w:r>
+      <w:r>
+        <w:rPr>
+          <w:rFonts w:ascii="Georgia" w:hAnsi="Georgia"/>
+          <w:b/>
+          <w:color w:val="111111"/>
+          <w:sz w:val="20"/>
+        </w:rPr>
+        <w:t>3</w:t>
+      </w:r>
+      <w:r>
+        <w:rPr>
+          <w:rFonts w:ascii="Georgia" w:hAnsi="Georgia"/>
+          <w:color w:val="333333"/>
+          <w:sz w:val="20"/>
+        </w:rPr>
+        <w:t xml:space="preserve"> payment platforms with </w:t>
       </w:r>
       <w:r>
         <w:rPr>
@@ -650,7 +684,7 @@
           <w:color w:val="333333"/>
           <w:sz w:val="20"/>
         </w:rPr>
-        <w:t xml:space="preserve">Led hiring and onboarding for </w:t>
+        <w:t xml:space="preserve">Hired and onboarded </w:t>
       </w:r>
       <w:r>
         <w:rPr>
@@ -667,7 +701,7 @@
           <w:color w:val="333333"/>
           <w:sz w:val="20"/>
         </w:rPr>
-        <w:t xml:space="preserve">, lifting team onboarding efficiency by </w:t>
+        <w:t xml:space="preserve">, improving team onboarding efficiency </w:t>
       </w:r>
       <w:r>
         <w:rPr>
@@ -714,7 +748,7 @@
           <w:color w:val="333333"/>
           <w:sz w:val="20"/>
         </w:rPr>
-        <w:t xml:space="preserve">Engineered a real-time workforce telemetry platform with a </w:t>
+        <w:t xml:space="preserve">Engineered a workforce telemetry platform — </w:t>
       </w:r>
       <w:r>
         <w:rPr>
@@ -731,7 +765,7 @@
           <w:color w:val="333333"/>
           <w:sz w:val="20"/>
         </w:rPr>
-        <w:t xml:space="preserve"> front end and </w:t>
+        <w:t xml:space="preserve"> front end, </w:t>
       </w:r>
       <w:r>
         <w:rPr>
@@ -748,7 +782,7 @@
           <w:color w:val="333333"/>
           <w:sz w:val="20"/>
         </w:rPr>
-        <w:t xml:space="preserve"> backend, serving </w:t>
+        <w:t xml:space="preserve"> backend — for </w:t>
       </w:r>
       <w:r>
         <w:rPr>
@@ -757,7 +791,7 @@
           <w:color w:val="111111"/>
           <w:sz w:val="20"/>
         </w:rPr>
-        <w:t>1,000+ active field agents</w:t>
+        <w:t>1,000+ field agents</w:t>
       </w:r>
       <w:r>
         <w:rPr>
@@ -780,7 +814,41 @@
           <w:color w:val="333333"/>
           <w:sz w:val="20"/>
         </w:rPr>
-        <w:t xml:space="preserve">Built an asynchronous location ingestion pipeline on </w:t>
+        <w:t xml:space="preserve">Processed </w:t>
+      </w:r>
+      <w:r>
+        <w:rPr>
+          <w:rFonts w:ascii="Georgia" w:hAnsi="Georgia"/>
+          <w:b/>
+          <w:color w:val="111111"/>
+          <w:sz w:val="20"/>
+        </w:rPr>
+        <w:t>10,000+ concurrent</w:t>
+      </w:r>
+      <w:r>
+        <w:rPr>
+          <w:rFonts w:ascii="Georgia" w:hAnsi="Georgia"/>
+          <w:color w:val="333333"/>
+          <w:sz w:val="20"/>
+        </w:rPr>
+        <w:t xml:space="preserve"> GPS pings at </w:t>
+      </w:r>
+      <w:r>
+        <w:rPr>
+          <w:rFonts w:ascii="Georgia" w:hAnsi="Georgia"/>
+          <w:b/>
+          <w:color w:val="111111"/>
+          <w:sz w:val="20"/>
+        </w:rPr>
+        <w:t>99.9% uptime</w:t>
+      </w:r>
+      <w:r>
+        <w:rPr>
+          <w:rFonts w:ascii="Georgia" w:hAnsi="Georgia"/>
+          <w:color w:val="333333"/>
+          <w:sz w:val="20"/>
+        </w:rPr>
+        <w:t xml:space="preserve"> through a </w:t>
       </w:r>
       <w:r>
         <w:rPr>
@@ -814,7 +882,7 @@
           <w:color w:val="333333"/>
           <w:sz w:val="20"/>
         </w:rPr>
-        <w:t xml:space="preserve">, and </w:t>
+        <w:t xml:space="preserve"> and </w:t>
       </w:r>
       <w:r>
         <w:rPr>
@@ -831,24 +899,7 @@
           <w:color w:val="333333"/>
           <w:sz w:val="20"/>
         </w:rPr>
-        <w:t xml:space="preserve">, processing </w:t>
-      </w:r>
-      <w:r>
-        <w:rPr>
-          <w:rFonts w:ascii="Georgia" w:hAnsi="Georgia"/>
-          <w:b/>
-          <w:color w:val="111111"/>
-          <w:sz w:val="20"/>
-        </w:rPr>
-        <w:t>10,000+ concurrent GPS pings at 99.9% uptime</w:t>
-      </w:r>
-      <w:r>
-        <w:rPr>
-          <w:rFonts w:ascii="Georgia" w:hAnsi="Georgia"/>
-          <w:color w:val="333333"/>
-          <w:sz w:val="20"/>
-        </w:rPr>
-        <w:t>.</w:t>
+        <w:t xml:space="preserve"> ingestion pipeline.</w:t>
       </w:r>
     </w:p>
     <w:p>
@@ -863,7 +914,7 @@
           <w:color w:val="333333"/>
           <w:sz w:val="20"/>
         </w:rPr>
-        <w:t xml:space="preserve">Delivered an interactive live map dashboard in </w:t>
+        <w:t xml:space="preserve">Built the live map dashboard in </w:t>
       </w:r>
       <w:r>
         <w:rPr>
@@ -880,7 +931,24 @@
           <w:color w:val="333333"/>
           <w:sz w:val="20"/>
         </w:rPr>
-        <w:t xml:space="preserve"> with Ant Design, cutting UI load times by </w:t>
+        <w:t xml:space="preserve"> with </w:t>
+      </w:r>
+      <w:r>
+        <w:rPr>
+          <w:rFonts w:ascii="Georgia" w:hAnsi="Georgia"/>
+          <w:b/>
+          <w:color w:val="111111"/>
+          <w:sz w:val="20"/>
+        </w:rPr>
+        <w:t>Ant Design</w:t>
+      </w:r>
+      <w:r>
+        <w:rPr>
+          <w:rFonts w:ascii="Georgia" w:hAnsi="Georgia"/>
+          <w:color w:val="333333"/>
+          <w:sz w:val="20"/>
+        </w:rPr>
+        <w:t xml:space="preserve">, </w:t>
       </w:r>
       <w:r>
         <w:rPr>
@@ -897,7 +965,7 @@
           <w:color w:val="333333"/>
           <w:sz w:val="20"/>
         </w:rPr>
-        <w:t>.</w:t>
+        <w:t xml:space="preserve"> quicker to load.</w:t>
       </w:r>
     </w:p>
     <w:p>

--- a/downloads/Akhilesh_Mishra_Software_Engineer_Minimal.docx
+++ b/downloads/Akhilesh_Mishra_Software_Engineer_Minimal.docx
@@ -75,7 +75,7 @@
           <w:color w:val="333333"/>
           <w:sz w:val="20"/>
         </w:rPr>
-        <w:t>Software engineer building distributed systems for national e-governance and FinTech platforms — microservice architecture, transaction-critical APIs, event-driven pipelines. Currently 2 million+ users and 500,000+ transactions a day across Java/Spring Boot, Python/FastAPI and Node.js services. Hired and onboarded 4 engineers and moved the team onto Docker-based CI/CD. Most useful when a system is either growing faster than its design or falling over under load.</w:t>
+        <w:t>Distributed systems for national e-governance and FinTech — 2 million+ users and 500,000+ transactions a day across Spring Boot, FastAPI and Node.js services. Cut p95 latency 45% across MySQL, PostgreSQL and MongoDB, lifted message throughput 35% on Kafka, and put every service behind Prometheus and Grafana. Hired and onboarded 4 engineers and moved the team onto Docker-based CI/CD.</w:t>
       </w:r>
     </w:p>
     <w:p>
@@ -115,9 +115,7 @@
           <w:color w:val="333333"/>
           <w:sz w:val="20"/>
         </w:rPr>
-        <w:t>Languages</w:t>
-        <w:br/>
-        <w:t xml:space="preserve">                    Java, Python, JavaScript (ES6+), TypeScript, SQL, C++, HTML5, CSS3</w:t>
+        <w:t>Java, Python, JavaScript (ES6+), TypeScript, SQL, C++, HTML5, CSS3</w:t>
       </w:r>
     </w:p>
     <w:p>
@@ -139,9 +137,7 @@
           <w:color w:val="333333"/>
           <w:sz w:val="20"/>
         </w:rPr>
-        <w:t>ackend &amp; Architecture</w:t>
-        <w:br/>
-        <w:t xml:space="preserve">                    Spring Boot, Django, FastAPI, Node.js, Express.js, React.js, Next.js, microservices, REST APIs, WebSockets</w:t>
+        <w:t>Spring Boot, Django, FastAPI, Node.js, Express.js, React.js, Next.js, microservices, REST APIs, idempotency, rate limiting, WebSockets</w:t>
       </w:r>
     </w:p>
     <w:p>
@@ -163,9 +159,7 @@
           <w:color w:val="333333"/>
           <w:sz w:val="20"/>
         </w:rPr>
-        <w:t>Data &amp; Messaging</w:t>
-        <w:br/>
-        <w:t xml:space="preserve">                    MySQL, PostgreSQL, MongoDB, Redis, Apache Kafka, Celery, Hibernate/JPA, indexing &amp; query tuning</w:t>
+        <w:t>MySQL, PostgreSQL, MongoDB, Redis, Apache Kafka, Celery, Hibernate/JPA, sharding, partitioning, query tuning</w:t>
       </w:r>
     </w:p>
     <w:p>
@@ -179,7 +173,7 @@
           <w:color w:val="1A1A1A"/>
           <w:sz w:val="20"/>
         </w:rPr>
-        <w:t xml:space="preserve">DevOps &amp; Observability </w:t>
+        <w:t xml:space="preserve">Testing, DevOps &amp; Observability </w:t>
       </w:r>
       <w:r>
         <w:rPr>
@@ -187,9 +181,7 @@
           <w:color w:val="333333"/>
           <w:sz w:val="20"/>
         </w:rPr>
-        <w:t>evOps &amp; Observability</w:t>
-        <w:br/>
-        <w:t xml:space="preserve">                    Docker, Git, GitHub Actions, CI/CD, Linux, Postman, Jira, Prometheus, Grafana</w:t>
+        <w:t>pytest, JUnit, Jest, Docker, Kubernetes, GitHub Actions CI/CD, Linux, Jira, Prometheus, Grafana</w:t>
       </w:r>
     </w:p>
     <w:p>
@@ -237,90 +229,7 @@
           <w:color w:val="333333"/>
           <w:sz w:val="20"/>
         </w:rPr>
-        <w:t xml:space="preserve">Split monolithic backends into distributed microservices across </w:t>
-      </w:r>
-      <w:r>
-        <w:rPr>
-          <w:rFonts w:ascii="Georgia" w:hAnsi="Georgia"/>
-          <w:b/>
-          <w:color w:val="111111"/>
-          <w:sz w:val="20"/>
-        </w:rPr>
-        <w:t>Spring Boot</w:t>
-      </w:r>
-      <w:r>
-        <w:rPr>
-          <w:rFonts w:ascii="Georgia" w:hAnsi="Georgia"/>
-          <w:color w:val="333333"/>
-          <w:sz w:val="20"/>
-        </w:rPr>
-        <w:t xml:space="preserve">, </w:t>
-      </w:r>
-      <w:r>
-        <w:rPr>
-          <w:rFonts w:ascii="Georgia" w:hAnsi="Georgia"/>
-          <w:b/>
-          <w:color w:val="111111"/>
-          <w:sz w:val="20"/>
-        </w:rPr>
-        <w:t>FastAPI</w:t>
-      </w:r>
-      <w:r>
-        <w:rPr>
-          <w:rFonts w:ascii="Georgia" w:hAnsi="Georgia"/>
-          <w:color w:val="333333"/>
-          <w:sz w:val="20"/>
-        </w:rPr>
-        <w:t xml:space="preserve"> and </w:t>
-      </w:r>
-      <w:r>
-        <w:rPr>
-          <w:rFonts w:ascii="Georgia" w:hAnsi="Georgia"/>
-          <w:b/>
-          <w:color w:val="111111"/>
-          <w:sz w:val="20"/>
-        </w:rPr>
-        <w:t>Node.js</w:t>
-      </w:r>
-      <w:r>
-        <w:rPr>
-          <w:rFonts w:ascii="Georgia" w:hAnsi="Georgia"/>
-          <w:color w:val="333333"/>
-          <w:sz w:val="20"/>
-        </w:rPr>
-        <w:t xml:space="preserve">, serving </w:t>
-      </w:r>
-      <w:r>
-        <w:rPr>
-          <w:rFonts w:ascii="Georgia" w:hAnsi="Georgia"/>
-          <w:b/>
-          <w:color w:val="111111"/>
-          <w:sz w:val="20"/>
-        </w:rPr>
-        <w:t>2 million+ users</w:t>
-      </w:r>
-      <w:r>
-        <w:rPr>
-          <w:rFonts w:ascii="Georgia" w:hAnsi="Georgia"/>
-          <w:color w:val="333333"/>
-          <w:sz w:val="20"/>
-        </w:rPr>
-        <w:t>.</w:t>
-      </w:r>
-    </w:p>
-    <w:p>
-      <w:pPr>
-        <w:pStyle w:val="ListBullet"/>
-        <w:spacing w:before="0" w:after="40"/>
-        <w:ind w:left="288"/>
-      </w:pPr>
-      <w:r>
-        <w:rPr>
-          <w:rFonts w:ascii="Georgia" w:hAnsi="Georgia"/>
-          <w:color w:val="333333"/>
-          <w:sz w:val="20"/>
-        </w:rPr>
-        <w:t xml:space="preserve">Built the transaction-critical endpoints for AEPS, MATM and UPI, sustaining </w:t>
+        <w:t xml:space="preserve">Sustained </w:t>
       </w:r>
       <w:r>
         <w:rPr>
@@ -337,7 +246,24 @@
           <w:color w:val="333333"/>
           <w:sz w:val="20"/>
         </w:rPr>
-        <w:t>.</w:t>
+        <w:t xml:space="preserve"> at a </w:t>
+      </w:r>
+      <w:r>
+        <w:rPr>
+          <w:rFonts w:ascii="Georgia" w:hAnsi="Georgia"/>
+          <w:b/>
+          <w:color w:val="111111"/>
+          <w:sz w:val="20"/>
+        </w:rPr>
+        <w:t>99% success rate</w:t>
+      </w:r>
+      <w:r>
+        <w:rPr>
+          <w:rFonts w:ascii="Georgia" w:hAnsi="Georgia"/>
+          <w:color w:val="333333"/>
+          <w:sz w:val="20"/>
+        </w:rPr>
+        <w:t xml:space="preserve"> across AEPS, MATM and UPI, by making the settlement path idempotent with request keys, backoff retries and automated reconciliation.</w:t>
       </w:r>
     </w:p>
     <w:p>
@@ -352,73 +278,7 @@
           <w:color w:val="333333"/>
           <w:sz w:val="20"/>
         </w:rPr>
-        <w:t xml:space="preserve">Cut unauthorized access attempts </w:t>
-      </w:r>
-      <w:r>
-        <w:rPr>
-          <w:rFonts w:ascii="Georgia" w:hAnsi="Georgia"/>
-          <w:b/>
-          <w:color w:val="111111"/>
-          <w:sz w:val="20"/>
-        </w:rPr>
-        <w:t>99.9%</w:t>
-      </w:r>
-      <w:r>
-        <w:rPr>
-          <w:rFonts w:ascii="Georgia" w:hAnsi="Georgia"/>
-          <w:color w:val="333333"/>
-          <w:sz w:val="20"/>
-        </w:rPr>
-        <w:t xml:space="preserve"> with </w:t>
-      </w:r>
-      <w:r>
-        <w:rPr>
-          <w:rFonts w:ascii="Georgia" w:hAnsi="Georgia"/>
-          <w:b/>
-          <w:color w:val="111111"/>
-          <w:sz w:val="20"/>
-        </w:rPr>
-        <w:t>JWT</w:t>
-      </w:r>
-      <w:r>
-        <w:rPr>
-          <w:rFonts w:ascii="Georgia" w:hAnsi="Georgia"/>
-          <w:color w:val="333333"/>
-          <w:sz w:val="20"/>
-        </w:rPr>
-        <w:t xml:space="preserve">, </w:t>
-      </w:r>
-      <w:r>
-        <w:rPr>
-          <w:rFonts w:ascii="Georgia" w:hAnsi="Georgia"/>
-          <w:b/>
-          <w:color w:val="111111"/>
-          <w:sz w:val="20"/>
-        </w:rPr>
-        <w:t>RBAC</w:t>
-      </w:r>
-      <w:r>
-        <w:rPr>
-          <w:rFonts w:ascii="Georgia" w:hAnsi="Georgia"/>
-          <w:color w:val="333333"/>
-          <w:sz w:val="20"/>
-        </w:rPr>
-        <w:t>, device binding and OTP controls.</w:t>
-      </w:r>
-    </w:p>
-    <w:p>
-      <w:pPr>
-        <w:pStyle w:val="ListBullet"/>
-        <w:spacing w:before="0" w:after="40"/>
-        <w:ind w:left="288"/>
-      </w:pPr>
-      <w:r>
-        <w:rPr>
-          <w:rFonts w:ascii="Georgia" w:hAnsi="Georgia"/>
-          <w:color w:val="333333"/>
-          <w:sz w:val="20"/>
-        </w:rPr>
-        <w:t xml:space="preserve">Reduced read/write latency </w:t>
+        <w:t xml:space="preserve">Cut p95 read/write latency </w:t>
       </w:r>
       <w:r>
         <w:rPr>
@@ -486,7 +346,90 @@
           <w:color w:val="333333"/>
           <w:sz w:val="20"/>
         </w:rPr>
-        <w:t xml:space="preserve"> using sharding, partitioning and query tuning.</w:t>
+        <w:t>, by sharding and partitioning the hot tables and tuning the slowest queries against their plans.</w:t>
+      </w:r>
+    </w:p>
+    <w:p>
+      <w:pPr>
+        <w:pStyle w:val="ListBullet"/>
+        <w:spacing w:before="0" w:after="40"/>
+        <w:ind w:left="288"/>
+      </w:pPr>
+      <w:r>
+        <w:rPr>
+          <w:rFonts w:ascii="Georgia" w:hAnsi="Georgia"/>
+          <w:color w:val="333333"/>
+          <w:sz w:val="20"/>
+        </w:rPr>
+        <w:t xml:space="preserve">Contained a bad release to one service instead of the whole platform for </w:t>
+      </w:r>
+      <w:r>
+        <w:rPr>
+          <w:rFonts w:ascii="Georgia" w:hAnsi="Georgia"/>
+          <w:b/>
+          <w:color w:val="111111"/>
+          <w:sz w:val="20"/>
+        </w:rPr>
+        <w:t>2 million+ users</w:t>
+      </w:r>
+      <w:r>
+        <w:rPr>
+          <w:rFonts w:ascii="Georgia" w:hAnsi="Georgia"/>
+          <w:color w:val="333333"/>
+          <w:sz w:val="20"/>
+        </w:rPr>
+        <w:t xml:space="preserve">, by splitting monolithic backends into </w:t>
+      </w:r>
+      <w:r>
+        <w:rPr>
+          <w:rFonts w:ascii="Georgia" w:hAnsi="Georgia"/>
+          <w:b/>
+          <w:color w:val="111111"/>
+          <w:sz w:val="20"/>
+        </w:rPr>
+        <w:t>Spring Boot</w:t>
+      </w:r>
+      <w:r>
+        <w:rPr>
+          <w:rFonts w:ascii="Georgia" w:hAnsi="Georgia"/>
+          <w:color w:val="333333"/>
+          <w:sz w:val="20"/>
+        </w:rPr>
+        <w:t xml:space="preserve">, </w:t>
+      </w:r>
+      <w:r>
+        <w:rPr>
+          <w:rFonts w:ascii="Georgia" w:hAnsi="Georgia"/>
+          <w:b/>
+          <w:color w:val="111111"/>
+          <w:sz w:val="20"/>
+        </w:rPr>
+        <w:t>FastAPI</w:t>
+      </w:r>
+      <w:r>
+        <w:rPr>
+          <w:rFonts w:ascii="Georgia" w:hAnsi="Georgia"/>
+          <w:color w:val="333333"/>
+          <w:sz w:val="20"/>
+        </w:rPr>
+        <w:t xml:space="preserve"> and </w:t>
+      </w:r>
+      <w:r>
+        <w:rPr>
+          <w:rFonts w:ascii="Georgia" w:hAnsi="Georgia"/>
+          <w:b/>
+          <w:color w:val="111111"/>
+          <w:sz w:val="20"/>
+        </w:rPr>
+        <w:t>Node.js</w:t>
+      </w:r>
+      <w:r>
+        <w:rPr>
+          <w:rFonts w:ascii="Georgia" w:hAnsi="Georgia"/>
+          <w:color w:val="333333"/>
+          <w:sz w:val="20"/>
+        </w:rPr>
+        <w:t xml:space="preserve"> microservices behind a versioned gateway.</w:t>
       </w:r>
     </w:p>
     <w:p>
@@ -518,7 +461,7 @@
           <w:color w:val="333333"/>
           <w:sz w:val="20"/>
         </w:rPr>
-        <w:t xml:space="preserve"> by moving inter-service work onto </w:t>
+        <w:t xml:space="preserve">, by moving inter-service work onto </w:t>
       </w:r>
       <w:r>
         <w:rPr>
@@ -569,7 +512,7 @@
           <w:color w:val="333333"/>
           <w:sz w:val="20"/>
         </w:rPr>
-        <w:t>.</w:t>
+        <w:t xml:space="preserve"> with dead-letter handling for poison messages.</w:t>
       </w:r>
     </w:p>
     <w:p>
@@ -584,7 +527,124 @@
           <w:color w:val="333333"/>
           <w:sz w:val="20"/>
         </w:rPr>
-        <w:t xml:space="preserve">Stood up </w:t>
+        <w:t xml:space="preserve">Blocked </w:t>
+      </w:r>
+      <w:r>
+        <w:rPr>
+          <w:rFonts w:ascii="Georgia" w:hAnsi="Georgia"/>
+          <w:b/>
+          <w:color w:val="111111"/>
+          <w:sz w:val="20"/>
+        </w:rPr>
+        <w:t>99.9%</w:t>
+      </w:r>
+      <w:r>
+        <w:rPr>
+          <w:rFonts w:ascii="Georgia" w:hAnsi="Georgia"/>
+          <w:color w:val="333333"/>
+          <w:sz w:val="20"/>
+        </w:rPr>
+        <w:t xml:space="preserve"> of unauthorized access attempts, by adding </w:t>
+      </w:r>
+      <w:r>
+        <w:rPr>
+          <w:rFonts w:ascii="Georgia" w:hAnsi="Georgia"/>
+          <w:b/>
+          <w:color w:val="111111"/>
+          <w:sz w:val="20"/>
+        </w:rPr>
+        <w:t>JWT</w:t>
+      </w:r>
+      <w:r>
+        <w:rPr>
+          <w:rFonts w:ascii="Georgia" w:hAnsi="Georgia"/>
+          <w:color w:val="333333"/>
+          <w:sz w:val="20"/>
+        </w:rPr>
+        <w:t xml:space="preserve"> rotation, </w:t>
+      </w:r>
+      <w:r>
+        <w:rPr>
+          <w:rFonts w:ascii="Georgia" w:hAnsi="Georgia"/>
+          <w:b/>
+          <w:color w:val="111111"/>
+          <w:sz w:val="20"/>
+        </w:rPr>
+        <w:t>RBAC</w:t>
+      </w:r>
+      <w:r>
+        <w:rPr>
+          <w:rFonts w:ascii="Georgia" w:hAnsi="Georgia"/>
+          <w:color w:val="333333"/>
+          <w:sz w:val="20"/>
+        </w:rPr>
+        <w:t>, device binding and OTP rate limiting across every payment entry point.</w:t>
+      </w:r>
+    </w:p>
+    <w:p>
+      <w:pPr>
+        <w:pStyle w:val="ListBullet"/>
+        <w:spacing w:before="0" w:after="40"/>
+        <w:ind w:left="288"/>
+      </w:pPr>
+      <w:r>
+        <w:rPr>
+          <w:rFonts w:ascii="Georgia" w:hAnsi="Georgia"/>
+          <w:color w:val="333333"/>
+          <w:sz w:val="20"/>
+        </w:rPr>
+        <w:t xml:space="preserve">Replaced a manual release process across all </w:t>
+      </w:r>
+      <w:r>
+        <w:rPr>
+          <w:rFonts w:ascii="Georgia" w:hAnsi="Georgia"/>
+          <w:b/>
+          <w:color w:val="111111"/>
+          <w:sz w:val="20"/>
+        </w:rPr>
+        <w:t>3</w:t>
+      </w:r>
+      <w:r>
+        <w:rPr>
+          <w:rFonts w:ascii="Georgia" w:hAnsi="Georgia"/>
+          <w:color w:val="333333"/>
+          <w:sz w:val="20"/>
+        </w:rPr>
+        <w:t xml:space="preserve"> payment platforms, by containerising every service with </w:t>
+      </w:r>
+      <w:r>
+        <w:rPr>
+          <w:rFonts w:ascii="Georgia" w:hAnsi="Georgia"/>
+          <w:b/>
+          <w:color w:val="111111"/>
+          <w:sz w:val="20"/>
+        </w:rPr>
+        <w:t>Docker</w:t>
+      </w:r>
+      <w:r>
+        <w:rPr>
+          <w:rFonts w:ascii="Georgia" w:hAnsi="Georgia"/>
+          <w:color w:val="333333"/>
+          <w:sz w:val="20"/>
+        </w:rPr>
+        <w:t xml:space="preserve">, shipping through </w:t>
+      </w:r>
+      <w:r>
+        <w:rPr>
+          <w:rFonts w:ascii="Georgia" w:hAnsi="Georgia"/>
+          <w:b/>
+          <w:color w:val="111111"/>
+          <w:sz w:val="20"/>
+        </w:rPr>
+        <w:t>GitHub Actions</w:t>
+      </w:r>
+      <w:r>
+        <w:rPr>
+          <w:rFonts w:ascii="Georgia" w:hAnsi="Georgia"/>
+          <w:color w:val="333333"/>
+          <w:sz w:val="20"/>
+        </w:rPr>
+        <w:t xml:space="preserve"> and putting each one on </w:t>
       </w:r>
       <w:r>
         <w:rPr>
@@ -618,58 +678,7 @@
           <w:color w:val="333333"/>
           <w:sz w:val="20"/>
         </w:rPr>
-        <w:t xml:space="preserve"> dashboards and automated container delivery for all </w:t>
-      </w:r>
-      <w:r>
-        <w:rPr>
-          <w:rFonts w:ascii="Georgia" w:hAnsi="Georgia"/>
-          <w:b/>
-          <w:color w:val="111111"/>
-          <w:sz w:val="20"/>
-        </w:rPr>
-        <w:t>3</w:t>
-      </w:r>
-      <w:r>
-        <w:rPr>
-          <w:rFonts w:ascii="Georgia" w:hAnsi="Georgia"/>
-          <w:color w:val="333333"/>
-          <w:sz w:val="20"/>
-        </w:rPr>
-        <w:t xml:space="preserve"> payment platforms with </w:t>
-      </w:r>
-      <w:r>
-        <w:rPr>
-          <w:rFonts w:ascii="Georgia" w:hAnsi="Georgia"/>
-          <w:b/>
-          <w:color w:val="111111"/>
-          <w:sz w:val="20"/>
-        </w:rPr>
-        <w:t>Docker</w:t>
-      </w:r>
-      <w:r>
-        <w:rPr>
-          <w:rFonts w:ascii="Georgia" w:hAnsi="Georgia"/>
-          <w:color w:val="333333"/>
-          <w:sz w:val="20"/>
-        </w:rPr>
-        <w:t xml:space="preserve"> and </w:t>
-      </w:r>
-      <w:r>
-        <w:rPr>
-          <w:rFonts w:ascii="Georgia" w:hAnsi="Georgia"/>
-          <w:b/>
-          <w:color w:val="111111"/>
-          <w:sz w:val="20"/>
-        </w:rPr>
-        <w:t>GitHub Actions</w:t>
-      </w:r>
-      <w:r>
-        <w:rPr>
-          <w:rFonts w:ascii="Georgia" w:hAnsi="Georgia"/>
-          <w:color w:val="333333"/>
-          <w:sz w:val="20"/>
-        </w:rPr>
-        <w:t>.</w:t>
+        <w:t xml:space="preserve"> dashboards.</w:t>
       </w:r>
     </w:p>
     <w:p>
@@ -684,7 +693,24 @@
           <w:color w:val="333333"/>
           <w:sz w:val="20"/>
         </w:rPr>
-        <w:t xml:space="preserve">Hired and onboarded </w:t>
+        <w:t xml:space="preserve">Improved team onboarding efficiency </w:t>
+      </w:r>
+      <w:r>
+        <w:rPr>
+          <w:rFonts w:ascii="Georgia" w:hAnsi="Georgia"/>
+          <w:b/>
+          <w:color w:val="111111"/>
+          <w:sz w:val="20"/>
+        </w:rPr>
+        <w:t>40%</w:t>
+      </w:r>
+      <w:r>
+        <w:rPr>
+          <w:rFonts w:ascii="Georgia" w:hAnsi="Georgia"/>
+          <w:color w:val="333333"/>
+          <w:sz w:val="20"/>
+        </w:rPr>
+        <w:t xml:space="preserve">, by hiring and onboarding </w:t>
       </w:r>
       <w:r>
         <w:rPr>
@@ -701,24 +727,7 @@
           <w:color w:val="333333"/>
           <w:sz w:val="20"/>
         </w:rPr>
-        <w:t xml:space="preserve">, improving team onboarding efficiency </w:t>
-      </w:r>
-      <w:r>
-        <w:rPr>
-          <w:rFonts w:ascii="Georgia" w:hAnsi="Georgia"/>
-          <w:b/>
-          <w:color w:val="111111"/>
-          <w:sz w:val="20"/>
-        </w:rPr>
-        <w:t>40%</w:t>
-      </w:r>
-      <w:r>
-        <w:rPr>
-          <w:rFonts w:ascii="Georgia" w:hAnsi="Georgia"/>
-          <w:color w:val="333333"/>
-          <w:sz w:val="20"/>
-        </w:rPr>
-        <w:t>.</w:t>
+        <w:t xml:space="preserve"> and writing the runbooks and service documentation they start from.</w:t>
       </w:r>
     </w:p>
     <w:p>
@@ -748,7 +757,24 @@
           <w:color w:val="333333"/>
           <w:sz w:val="20"/>
         </w:rPr>
-        <w:t xml:space="preserve">Engineered a workforce telemetry platform — </w:t>
+        <w:t xml:space="preserve">Engineered a workforce telemetry platform for </w:t>
+      </w:r>
+      <w:r>
+        <w:rPr>
+          <w:rFonts w:ascii="Georgia" w:hAnsi="Georgia"/>
+          <w:b/>
+          <w:color w:val="111111"/>
+          <w:sz w:val="20"/>
+        </w:rPr>
+        <w:t>1,000+ field agents</w:t>
+      </w:r>
+      <w:r>
+        <w:rPr>
+          <w:rFonts w:ascii="Georgia" w:hAnsi="Georgia"/>
+          <w:color w:val="333333"/>
+          <w:sz w:val="20"/>
+        </w:rPr>
+        <w:t xml:space="preserve"> end to end — </w:t>
       </w:r>
       <w:r>
         <w:rPr>
@@ -782,24 +808,7 @@
           <w:color w:val="333333"/>
           <w:sz w:val="20"/>
         </w:rPr>
-        <w:t xml:space="preserve"> backend — for </w:t>
-      </w:r>
-      <w:r>
-        <w:rPr>
-          <w:rFonts w:ascii="Georgia" w:hAnsi="Georgia"/>
-          <w:b/>
-          <w:color w:val="111111"/>
-          <w:sz w:val="20"/>
-        </w:rPr>
-        <w:t>1,000+ field agents</w:t>
-      </w:r>
-      <w:r>
-        <w:rPr>
-          <w:rFonts w:ascii="Georgia" w:hAnsi="Georgia"/>
-          <w:color w:val="333333"/>
-          <w:sz w:val="20"/>
-        </w:rPr>
-        <w:t>.</w:t>
+        <w:t xml:space="preserve"> backend, AWS deployment.</w:t>
       </w:r>
     </w:p>
     <w:p>
@@ -814,7 +823,24 @@
           <w:color w:val="333333"/>
           <w:sz w:val="20"/>
         </w:rPr>
-        <w:t xml:space="preserve">Processed </w:t>
+        <w:t xml:space="preserve">Held </w:t>
+      </w:r>
+      <w:r>
+        <w:rPr>
+          <w:rFonts w:ascii="Georgia" w:hAnsi="Georgia"/>
+          <w:b/>
+          <w:color w:val="111111"/>
+          <w:sz w:val="20"/>
+        </w:rPr>
+        <w:t>99.9% uptime</w:t>
+      </w:r>
+      <w:r>
+        <w:rPr>
+          <w:rFonts w:ascii="Georgia" w:hAnsi="Georgia"/>
+          <w:color w:val="333333"/>
+          <w:sz w:val="20"/>
+        </w:rPr>
+        <w:t xml:space="preserve"> while processing </w:t>
       </w:r>
       <w:r>
         <w:rPr>
@@ -831,24 +857,7 @@
           <w:color w:val="333333"/>
           <w:sz w:val="20"/>
         </w:rPr>
-        <w:t xml:space="preserve"> GPS pings at </w:t>
-      </w:r>
-      <w:r>
-        <w:rPr>
-          <w:rFonts w:ascii="Georgia" w:hAnsi="Georgia"/>
-          <w:b/>
-          <w:color w:val="111111"/>
-          <w:sz w:val="20"/>
-        </w:rPr>
-        <w:t>99.9% uptime</w:t>
-      </w:r>
-      <w:r>
-        <w:rPr>
-          <w:rFonts w:ascii="Georgia" w:hAnsi="Georgia"/>
-          <w:color w:val="333333"/>
-          <w:sz w:val="20"/>
-        </w:rPr>
-        <w:t xml:space="preserve"> through a </w:t>
+        <w:t xml:space="preserve"> GPS pings, through a </w:t>
       </w:r>
       <w:r>
         <w:rPr>
@@ -914,7 +923,24 @@
           <w:color w:val="333333"/>
           <w:sz w:val="20"/>
         </w:rPr>
-        <w:t xml:space="preserve">Built the live map dashboard in </w:t>
+        <w:t xml:space="preserve">Brought dashboard load time down </w:t>
+      </w:r>
+      <w:r>
+        <w:rPr>
+          <w:rFonts w:ascii="Georgia" w:hAnsi="Georgia"/>
+          <w:b/>
+          <w:color w:val="111111"/>
+          <w:sz w:val="20"/>
+        </w:rPr>
+        <w:t>30%</w:t>
+      </w:r>
+      <w:r>
+        <w:rPr>
+          <w:rFonts w:ascii="Georgia" w:hAnsi="Georgia"/>
+          <w:color w:val="333333"/>
+          <w:sz w:val="20"/>
+        </w:rPr>
+        <w:t xml:space="preserve">, by building the live map in </w:t>
       </w:r>
       <w:r>
         <w:rPr>
@@ -948,24 +974,7 @@
           <w:color w:val="333333"/>
           <w:sz w:val="20"/>
         </w:rPr>
-        <w:t xml:space="preserve">, </w:t>
-      </w:r>
-      <w:r>
-        <w:rPr>
-          <w:rFonts w:ascii="Georgia" w:hAnsi="Georgia"/>
-          <w:b/>
-          <w:color w:val="111111"/>
-          <w:sz w:val="20"/>
-        </w:rPr>
-        <w:t>30%</w:t>
-      </w:r>
-      <w:r>
-        <w:rPr>
-          <w:rFonts w:ascii="Georgia" w:hAnsi="Georgia"/>
-          <w:color w:val="333333"/>
-          <w:sz w:val="20"/>
-        </w:rPr>
-        <w:t xml:space="preserve"> quicker to load.</w:t>
+        <w:t xml:space="preserve"> over a WebSocket feed instead of polling.</w:t>
       </w:r>
     </w:p>
     <w:p>
@@ -986,6 +995,193 @@
         <w:t>SELECTED PROJECTS</w:t>
       </w:r>
     </w:p>
+    <w:tbl>
+      <w:tblPr>
+        <w:tblW w:type="auto" w:w="0"/>
+        <w:tblLayout w:type="fixed"/>
+        <w:tblLook w:firstColumn="1" w:firstRow="1" w:lastColumn="0" w:lastRow="0" w:noHBand="0" w:noVBand="1" w:val="04A0"/>
+      </w:tblPr>
+      <w:tblGrid>
+        <w:gridCol w:w="5400"/>
+        <w:gridCol w:w="5400"/>
+      </w:tblGrid>
+      <w:tr>
+        <w:tc>
+          <w:tcPr>
+            <w:tcW w:type="dxa" w:w="5400"/>
+          </w:tcPr>
+          <w:p>
+            <w:pPr>
+              <w:spacing w:before="0" w:after="0"/>
+            </w:pPr>
+          </w:p>
+          <w:p>
+            <w:pPr>
+              <w:spacing w:before="120" w:after="120"/>
+            </w:pPr>
+            <w:r>
+              <w:rPr>
+                <w:rFonts w:ascii="Georgia" w:hAnsi="Georgia"/>
+                <w:b/>
+                <w:color w:val="1A1A1A"/>
+                <w:sz w:val="21"/>
+              </w:rPr>
+              <w:t>DigiPay Developer Platform</w:t>
+              <w:br/>
+            </w:r>
+            <w:r>
+              <w:rPr>
+                <w:rFonts w:ascii="Georgia" w:hAnsi="Georgia"/>
+                <w:color w:val="333333"/>
+                <w:sz w:val="19"/>
+              </w:rPr>
+              <w:t>Monorepo platform pairing a FastAPI service — versioned routers, correlation-ID tracing, auth and rate-limit middleware — with published SDK packages and embeddable React widgets. github.com/GitHub-akhilesh/Django_apis_digipay</w:t>
+              <w:br/>
+            </w:r>
+            <w:r>
+              <w:rPr>
+                <w:rFonts w:ascii="Georgia" w:hAnsi="Georgia"/>
+                <w:i/>
+                <w:color w:val="718096"/>
+                <w:sz w:val="17"/>
+              </w:rPr>
+              <w:t>FastAPI / React / TypeScript / Docker / npm workspaces</w:t>
+            </w:r>
+          </w:p>
+        </w:tc>
+        <w:tc>
+          <w:tcPr>
+            <w:tcW w:type="dxa" w:w="5400"/>
+          </w:tcPr>
+          <w:p>
+            <w:pPr>
+              <w:spacing w:before="0" w:after="0"/>
+            </w:pPr>
+          </w:p>
+          <w:p>
+            <w:pPr>
+              <w:spacing w:before="120" w:after="120"/>
+            </w:pPr>
+            <w:r>
+              <w:rPr>
+                <w:rFonts w:ascii="Georgia" w:hAnsi="Georgia"/>
+                <w:b/>
+                <w:color w:val="1A1A1A"/>
+                <w:sz w:val="21"/>
+              </w:rPr>
+              <w:t>Polyglot Microservices Task Platform</w:t>
+              <w:br/>
+            </w:r>
+            <w:r>
+              <w:rPr>
+                <w:rFonts w:ascii="Georgia" w:hAnsi="Georgia"/>
+                <w:color w:val="333333"/>
+                <w:sz w:val="19"/>
+              </w:rPr>
+              <w:t>Django, Flask and FastAPI services orchestrated under Docker Compose with Kubernetes manifests, fronted by a React web client and a React Native mobile app. github.com/GitHub-akhilesh/To-do-list-app</w:t>
+              <w:br/>
+            </w:r>
+            <w:r>
+              <w:rPr>
+                <w:rFonts w:ascii="Georgia" w:hAnsi="Georgia"/>
+                <w:i/>
+                <w:color w:val="718096"/>
+                <w:sz w:val="17"/>
+              </w:rPr>
+              <w:t>Django / Flask / FastAPI / React / React Native / Kubernetes</w:t>
+            </w:r>
+          </w:p>
+        </w:tc>
+      </w:tr>
+      <w:tr>
+        <w:tc>
+          <w:tcPr>
+            <w:tcW w:type="dxa" w:w="5400"/>
+          </w:tcPr>
+          <w:p>
+            <w:pPr>
+              <w:spacing w:before="0" w:after="0"/>
+            </w:pPr>
+          </w:p>
+          <w:p>
+            <w:pPr>
+              <w:spacing w:before="120" w:after="120"/>
+            </w:pPr>
+            <w:r>
+              <w:rPr>
+                <w:rFonts w:ascii="Georgia" w:hAnsi="Georgia"/>
+                <w:b/>
+                <w:color w:val="1A1A1A"/>
+                <w:sz w:val="21"/>
+              </w:rPr>
+              <w:t>Transaction Orchestration &amp; Ledger Platform</w:t>
+              <w:br/>
+            </w:r>
+            <w:r>
+              <w:rPr>
+                <w:rFonts w:ascii="Georgia" w:hAnsi="Georgia"/>
+                <w:color w:val="333333"/>
+                <w:sz w:val="19"/>
+              </w:rPr>
+              <w:t>Microservice platform orchestrating AEPS, MATM and UPI settlement with a transactional wallet ledger, idempotent retries, automated reconciliation and Kafka event fan-out.</w:t>
+              <w:br/>
+            </w:r>
+            <w:r>
+              <w:rPr>
+                <w:rFonts w:ascii="Georgia" w:hAnsi="Georgia"/>
+                <w:i/>
+                <w:color w:val="718096"/>
+                <w:sz w:val="17"/>
+              </w:rPr>
+              <w:t>Spring Boot / FastAPI / Kafka / PostgreSQL / Redis</w:t>
+            </w:r>
+          </w:p>
+        </w:tc>
+        <w:tc>
+          <w:tcPr>
+            <w:tcW w:type="dxa" w:w="5400"/>
+          </w:tcPr>
+          <w:p>
+            <w:pPr>
+              <w:spacing w:before="0" w:after="0"/>
+            </w:pPr>
+          </w:p>
+          <w:p>
+            <w:pPr>
+              <w:spacing w:before="120" w:after="120"/>
+            </w:pPr>
+            <w:r>
+              <w:rPr>
+                <w:rFonts w:ascii="Georgia" w:hAnsi="Georgia"/>
+                <w:b/>
+                <w:color w:val="1A1A1A"/>
+                <w:sz w:val="21"/>
+              </w:rPr>
+              <w:t>LabX Design System</w:t>
+              <w:br/>
+            </w:r>
+            <w:r>
+              <w:rPr>
+                <w:rFonts w:ascii="Georgia" w:hAnsi="Georgia"/>
+                <w:color w:val="333333"/>
+                <w:sz w:val="19"/>
+              </w:rPr>
+              <w:t>Industrial data and visual automation project documented end to end — business case, HLD, LLD, data-flow and database design — and published as a live site. github.com/GitHub-akhilesh/labx-design</w:t>
+              <w:br/>
+            </w:r>
+            <w:r>
+              <w:rPr>
+                <w:rFonts w:ascii="Georgia" w:hAnsi="Georgia"/>
+                <w:i/>
+                <w:color w:val="718096"/>
+                <w:sz w:val="17"/>
+              </w:rPr>
+              <w:t>Python / System Design / Technical Documentation / GitHub Pages</w:t>
+            </w:r>
+          </w:p>
+        </w:tc>
+      </w:tr>
+    </w:tbl>
     <w:p>
       <w:pPr>
         <w:keepNext/>
@@ -1106,7 +1302,7 @@
                 <w:color w:val="333333"/>
                 <w:sz w:val="19"/>
               </w:rPr>
-              <w:t>Graduated with First Class Honors, maintaining top academic rank.</w:t>
+              <w:t>First Class Honors, B.Tech. — top academic rank in cohort.</w:t>
             </w:r>
           </w:p>
           <w:p>
@@ -1121,7 +1317,7 @@
                 <w:color w:val="333333"/>
                 <w:sz w:val="19"/>
               </w:rPr>
-              <w:t>Earned a 4-Star Gold Badge in SQL on HackerRank.</w:t>
+              <w:t>HackerRank 4-Star Gold badge in SQL.</w:t>
             </w:r>
           </w:p>
         </w:tc>

--- a/downloads/Akhilesh_Mishra_Software_Engineer_Minimal.docx
+++ b/downloads/Akhilesh_Mishra_Software_Engineer_Minimal.docx
@@ -200,6 +200,33 @@
           <w:sz w:val="23"/>
         </w:rPr>
         <w:t>EXPERIENCE</w:t>
+      </w:r>
+    </w:p>
+    <w:p>
+      <w:pPr>
+        <w:keepNext/>
+        <w:spacing w:before="120" w:after="20"/>
+      </w:pPr>
+      <w:r>
+        <w:rPr>
+          <w:rFonts w:ascii="Georgia" w:hAnsi="Georgia"/>
+          <w:b/>
+          <w:color w:val="1A1A1A"/>
+          <w:sz w:val="21"/>
+        </w:rPr>
+        <w:t>Software Development Engineer</w:t>
+      </w:r>
+      <w:r>
+        <w:t xml:space="preserve">   |   </w:t>
+      </w:r>
+      <w:r>
+        <w:rPr>
+          <w:rFonts w:ascii="Georgia" w:hAnsi="Georgia"/>
+          <w:b/>
+          <w:color w:val="0056B3"/>
+          <w:sz w:val="21"/>
+        </w:rPr>
+        <w:t>CSC e-Governance Services India Ltd. — India's national digital services platform, 2M+ users</w:t>
       </w:r>
     </w:p>
     <w:p>
@@ -733,6 +760,33 @@
     <w:p>
       <w:pPr>
         <w:keepNext/>
+        <w:spacing w:before="120" w:after="20"/>
+      </w:pPr>
+      <w:r>
+        <w:rPr>
+          <w:rFonts w:ascii="Georgia" w:hAnsi="Georgia"/>
+          <w:b/>
+          <w:color w:val="1A1A1A"/>
+          <w:sz w:val="21"/>
+        </w:rPr>
+        <w:t>Software Engineer</w:t>
+      </w:r>
+      <w:r>
+        <w:t xml:space="preserve">   |   </w:t>
+      </w:r>
+      <w:r>
+        <w:rPr>
+          <w:rFonts w:ascii="Georgia" w:hAnsi="Georgia"/>
+          <w:b/>
+          <w:color w:val="0056B3"/>
+          <w:sz w:val="21"/>
+        </w:rPr>
+        <w:t>Contract engagement — field-workforce logistics, 1,000+ agents</w:t>
+      </w:r>
+    </w:p>
+    <w:p>
+      <w:pPr>
+        <w:keepNext/>
         <w:spacing w:before="0" w:after="60"/>
       </w:pPr>
       <w:r>
@@ -1259,13 +1313,7 @@
                 <w:color w:val="333333"/>
                 <w:sz w:val="19"/>
               </w:rPr>
-              <w:t>Data Structures &amp; Algorithms Certification</w:t>
-              <w:br/>
-              <w:t xml:space="preserve">                        Database Systems &amp; SQL Certification</w:t>
-              <w:br/>
-              <w:t xml:space="preserve">                        Advanced MERN Stack Developer Certification</w:t>
-              <w:br/>
-              <w:t xml:space="preserve">                        IIT Kanpur Cyber Security Certification</w:t>
+              <w:t>IIT Kanpur Cyber Security Certification</w:t>
             </w:r>
           </w:p>
         </w:tc>
@@ -1288,21 +1336,6 @@
                 <w:sz w:val="22"/>
               </w:rPr>
               <w:t>ACHIEVEMENTS</w:t>
-            </w:r>
-          </w:p>
-          <w:p>
-            <w:pPr>
-              <w:pStyle w:val="ListBullet"/>
-              <w:spacing w:before="0" w:after="40"/>
-              <w:ind w:left="288"/>
-            </w:pPr>
-            <w:r>
-              <w:rPr>
-                <w:rFonts w:ascii="Georgia" w:hAnsi="Georgia"/>
-                <w:color w:val="333333"/>
-                <w:sz w:val="19"/>
-              </w:rPr>
-              <w:t>First Class Honors, B.Tech. — top academic rank in cohort.</w:t>
             </w:r>
           </w:p>
           <w:p>

--- a/downloads/Akhilesh_Mishra_Software_Engineer_Minimal.docx
+++ b/downloads/Akhilesh_Mishra_Software_Engineer_Minimal.docx
@@ -75,7 +75,7 @@
           <w:color w:val="333333"/>
           <w:sz w:val="20"/>
         </w:rPr>
-        <w:t>Distributed systems for national e-governance and FinTech — 2 million+ users and 500,000+ transactions a day across Spring Boot, FastAPI and Node.js services. Cut p95 latency 45% across MySQL, PostgreSQL and MongoDB, lifted message throughput 35% on Kafka, and put every service behind Prometheus and Grafana. Hired and onboarded 4 engineers and moved the team onto Docker-based CI/CD.</w:t>
+        <w:t>Software engineer, 3+ years building distributed systems for national e-governance and FinTech — 2 million+ users and 500,000+ transactions a day across Spring Boot, FastAPI and Node.js services. Cut p95 latency 45% across MySQL, PostgreSQL and MongoDB, lifted message throughput 35% on Kafka, and put every service behind Prometheus and Grafana. Hired and onboarded 4 engineers and moved the team onto Docker-based CI/CD.</w:t>
       </w:r>
     </w:p>
     <w:p>

--- a/downloads/Akhilesh_Mishra_Software_Engineer_Minimal.docx
+++ b/downloads/Akhilesh_Mishra_Software_Engineer_Minimal.docx
@@ -75,7 +75,7 @@
           <w:color w:val="333333"/>
           <w:sz w:val="20"/>
         </w:rPr>
-        <w:t>Software engineer, 3+ years building distributed systems for national e-governance and FinTech — 2 million+ users and 500,000+ transactions a day across Spring Boot, FastAPI and Node.js services. Cut p95 latency 45% across MySQL, PostgreSQL and MongoDB, lifted message throughput 35% on Kafka, and put every service behind Prometheus and Grafana. Hired and onboarded 4 engineers and moved the team onto Docker-based CI/CD.</w:t>
+        <w:t>Software engineer, 3+ years building distributed systems for national e-governance and FinTech — 2 million+ users and 500,000+ transactions a day across Spring Boot, FastAPI and Node.js services. Cut p95 latency 45% across MySQL and PostgreSQL and 40% on MongoDB, lifted message throughput 35% on Kafka, and put every service behind Prometheus and Grafana. Onboarded 4 engineers and moved the team onto Docker-based CI/CD.</w:t>
       </w:r>
     </w:p>
     <w:p>
@@ -339,7 +339,7 @@
           <w:color w:val="333333"/>
           <w:sz w:val="20"/>
         </w:rPr>
-        <w:t xml:space="preserve">, </w:t>
+        <w:t xml:space="preserve"> and </w:t>
       </w:r>
       <w:r>
         <w:rPr>
@@ -357,6 +357,23 @@
           <w:sz w:val="20"/>
         </w:rPr>
         <w:t xml:space="preserve"> and </w:t>
+      </w:r>
+      <w:r>
+        <w:rPr>
+          <w:rFonts w:ascii="Georgia" w:hAnsi="Georgia"/>
+          <w:b/>
+          <w:color w:val="111111"/>
+          <w:sz w:val="20"/>
+        </w:rPr>
+        <w:t>40%</w:t>
+      </w:r>
+      <w:r>
+        <w:rPr>
+          <w:rFonts w:ascii="Georgia" w:hAnsi="Georgia"/>
+          <w:color w:val="333333"/>
+          <w:sz w:val="20"/>
+        </w:rPr>
+        <w:t xml:space="preserve"> on </w:t>
       </w:r>
       <w:r>
         <w:rPr>
@@ -737,7 +754,7 @@
           <w:color w:val="333333"/>
           <w:sz w:val="20"/>
         </w:rPr>
-        <w:t xml:space="preserve">, by hiring and onboarding </w:t>
+        <w:t xml:space="preserve">, by onboarding </w:t>
       </w:r>
       <w:r>
         <w:rPr>
